--- a/Чек-лист.docx
+++ b/Чек-лист.docx
@@ -8794,7 +8794,14 @@
           <w:p>
             <w:pPr>
               <w:pStyle w:val="--2"/>
-            </w:pPr>
+              <w:numPr>
+                <w:ilvl w:val="0"/>
+                <w:numId w:val="41"/>
+              </w:numPr>
+            </w:pPr>
+            <w:r>
+              <w:t>Тепловые завесы (внешние поверхности)</w:t>
+            </w:r>
           </w:p>
         </w:tc>
         <w:tc>
@@ -9872,7 +9879,6 @@
               <w:rPr>
                 <w:rStyle w:val="ac"/>
               </w:rPr>
-              <w:lastRenderedPageBreak/>
               <w:t>Многоразовые резиновые СИЗ</w:t>
             </w:r>
           </w:p>
@@ -9968,11 +9974,26 @@
                 <w:tab w:val="left" w:pos="2303"/>
               </w:tabs>
             </w:pPr>
-            <w:r>
-              <w:rPr>
-                <w:rFonts w:ascii="MS Gothic" w:eastAsia="MS Gothic" w:hAnsi="MS Gothic" w:cs="MS Gothic" w:hint="eastAsia"/>
-              </w:rPr>
-              <w:t>☐</w:t>
+            <w:sdt>
+              <w:sdtPr>
+                <w:id w:val="811216517"/>
+                <w14:checkbox>
+                  <w14:checked w14:val="0"/>
+                  <w14:checkedState w14:val="2612" w14:font="MS Gothic"/>
+                  <w14:uncheckedState w14:val="2610" w14:font="MS Gothic"/>
+                </w14:checkbox>
+              </w:sdtPr>
+              <w:sdtContent>
+                <w:r>
+                  <w:rPr>
+                    <w:rFonts w:ascii="MS Gothic" w:eastAsia="MS Gothic" w:hAnsi="MS Gothic" w:hint="eastAsia"/>
+                  </w:rPr>
+                  <w:t>☐</w:t>
+                </w:r>
+              </w:sdtContent>
+            </w:sdt>
+            <w:r>
+              <w:t xml:space="preserve"> </w:t>
             </w:r>
             <w:r>
               <w:t>фартуки</w:t>
@@ -9980,11 +10001,26 @@
             <w:r>
               <w:t xml:space="preserve"> </w:t>
             </w:r>
-            <w:r>
-              <w:rPr>
-                <w:rFonts w:ascii="MS Gothic" w:eastAsia="MS Gothic" w:hAnsi="MS Gothic" w:cs="MS Gothic" w:hint="eastAsia"/>
-              </w:rPr>
-              <w:t>☐</w:t>
+            <w:sdt>
+              <w:sdtPr>
+                <w:id w:val="913445954"/>
+                <w14:checkbox>
+                  <w14:checked w14:val="1"/>
+                  <w14:checkedState w14:val="2612" w14:font="MS Gothic"/>
+                  <w14:uncheckedState w14:val="2610" w14:font="MS Gothic"/>
+                </w14:checkbox>
+              </w:sdtPr>
+              <w:sdtContent>
+                <w:r>
+                  <w:rPr>
+                    <w:rFonts w:ascii="MS Gothic" w:eastAsia="MS Gothic" w:hAnsi="MS Gothic" w:hint="eastAsia"/>
+                  </w:rPr>
+                  <w:t>☒</w:t>
+                </w:r>
+              </w:sdtContent>
+            </w:sdt>
+            <w:r>
+              <w:t xml:space="preserve"> </w:t>
             </w:r>
             <w:r>
               <w:t>сапоги</w:t>
@@ -9992,20 +10028,50 @@
             <w:r>
               <w:t xml:space="preserve"> </w:t>
             </w:r>
-            <w:r>
-              <w:rPr>
-                <w:rFonts w:ascii="MS Gothic" w:eastAsia="MS Gothic" w:hAnsi="MS Gothic" w:cs="MS Gothic" w:hint="eastAsia"/>
-              </w:rPr>
-              <w:t>☐</w:t>
+            <w:sdt>
+              <w:sdtPr>
+                <w:id w:val="-1373843336"/>
+                <w14:checkbox>
+                  <w14:checked w14:val="0"/>
+                  <w14:checkedState w14:val="2612" w14:font="MS Gothic"/>
+                  <w14:uncheckedState w14:val="2610" w14:font="MS Gothic"/>
+                </w14:checkbox>
+              </w:sdtPr>
+              <w:sdtContent>
+                <w:r>
+                  <w:rPr>
+                    <w:rFonts w:ascii="MS Gothic" w:eastAsia="MS Gothic" w:hAnsi="MS Gothic" w:hint="eastAsia"/>
+                  </w:rPr>
+                  <w:t>☐</w:t>
+                </w:r>
+              </w:sdtContent>
+            </w:sdt>
+            <w:r>
+              <w:t xml:space="preserve"> </w:t>
             </w:r>
             <w:r>
               <w:t xml:space="preserve">перчатки </w:t>
             </w:r>
-            <w:r>
-              <w:rPr>
-                <w:rFonts w:ascii="MS Gothic" w:eastAsia="MS Gothic" w:hAnsi="MS Gothic" w:cs="MS Gothic" w:hint="eastAsia"/>
-              </w:rPr>
-              <w:t>☐</w:t>
+            <w:sdt>
+              <w:sdtPr>
+                <w:id w:val="-1677181790"/>
+                <w14:checkbox>
+                  <w14:checked w14:val="1"/>
+                  <w14:checkedState w14:val="2612" w14:font="MS Gothic"/>
+                  <w14:uncheckedState w14:val="2610" w14:font="MS Gothic"/>
+                </w14:checkbox>
+              </w:sdtPr>
+              <w:sdtContent>
+                <w:r>
+                  <w:rPr>
+                    <w:rFonts w:ascii="MS Gothic" w:eastAsia="MS Gothic" w:hAnsi="MS Gothic" w:hint="eastAsia"/>
+                  </w:rPr>
+                  <w:t>☒</w:t>
+                </w:r>
+              </w:sdtContent>
+            </w:sdt>
+            <w:r>
+              <w:t xml:space="preserve"> </w:t>
             </w:r>
             <w:r>
               <w:t>нарукавники</w:t>
